--- a/cases/classification/Методы_ИИ_ПЗ_1_Предобработка_ИД_для_проведения_классификации.docx
+++ b/cases/classification/Методы_ИИ_ПЗ_1_Предобработка_ИД_для_проведения_классификации.docx
@@ -16,14 +16,14 @@
           <w:sz w:val="32"/>
           <w:szCs w:val="32"/>
         </w:rPr>
-        <w:t>q</w:t>
+        <w:t>s</w:t>
       </w:r>
       <w:r>
         <w:rPr>
           <w:sz w:val="32"/>
           <w:szCs w:val="32"/>
         </w:rPr>
-        <w:t>Методы искусственного интеллекта</w:t>
+        <w:t>qМетоды искусственного интеллекта</w:t>
       </w:r>
       <w:bookmarkStart w:id="0" w:name="_GoBack"/>
       <w:bookmarkEnd w:id="0"/>
@@ -174,6 +174,7 @@
             <w:rPr>
               <w:webHidden/>
               <w:rStyle w:val="Style16"/>
+              <w:vanish w:val="false"/>
             </w:rPr>
             <w:instrText xml:space="preserve"> TOC \z \o "1-4" \u \h</w:instrText>
           </w:r>
@@ -181,6 +182,7 @@
             <w:rPr>
               <w:webHidden/>
               <w:rStyle w:val="Style16"/>
+              <w:vanish w:val="false"/>
             </w:rPr>
             <w:fldChar w:fldCharType="separate"/>
           </w:r>
@@ -189,6 +191,7 @@
               <w:rPr>
                 <w:webHidden/>
                 <w:rStyle w:val="Style16"/>
+                <w:vanish w:val="false"/>
               </w:rPr>
               <w:t>Теоретические сведения</w:t>
             </w:r>
@@ -244,13 +247,6 @@
             <w:r>
               <w:rPr>
                 <w:webHidden/>
-                <w:rStyle w:val="Style16"/>
-              </w:rPr>
-              <w:t>1. Импорт набора данных Mushroom Data Set</w:t>
-            </w:r>
-            <w:r>
-              <w:rPr>
-                <w:webHidden/>
               </w:rPr>
               <w:fldChar w:fldCharType="begin"/>
             </w:r>
@@ -268,9 +264,11 @@
             </w:r>
             <w:r>
               <w:rPr>
+                <w:webHidden/>
                 <w:rStyle w:val="Style16"/>
                 <w:vanish w:val="false"/>
               </w:rPr>
+              <w:t>1. Импорт набора данных Mushroom Data Set</w:t>
               <w:tab/>
               <w:t>1</w:t>
             </w:r>
@@ -300,13 +298,6 @@
             <w:r>
               <w:rPr>
                 <w:webHidden/>
-                <w:rStyle w:val="Style16"/>
-              </w:rPr>
-              <w:t>2. Предобработка данных</w:t>
-            </w:r>
-            <w:r>
-              <w:rPr>
-                <w:webHidden/>
               </w:rPr>
               <w:fldChar w:fldCharType="begin"/>
             </w:r>
@@ -324,9 +315,11 @@
             </w:r>
             <w:r>
               <w:rPr>
+                <w:webHidden/>
                 <w:rStyle w:val="Style16"/>
                 <w:vanish w:val="false"/>
               </w:rPr>
+              <w:t>2. Предобработка данных</w:t>
               <w:tab/>
               <w:t>8</w:t>
             </w:r>
@@ -356,13 +349,6 @@
             <w:r>
               <w:rPr>
                 <w:webHidden/>
-                <w:rStyle w:val="Style16"/>
-              </w:rPr>
-              <w:t>2.1 Уникальные значения столбцов</w:t>
-            </w:r>
-            <w:r>
-              <w:rPr>
-                <w:webHidden/>
               </w:rPr>
               <w:fldChar w:fldCharType="begin"/>
             </w:r>
@@ -380,9 +366,11 @@
             </w:r>
             <w:r>
               <w:rPr>
+                <w:webHidden/>
                 <w:rStyle w:val="Style16"/>
                 <w:vanish w:val="false"/>
               </w:rPr>
+              <w:t>2.1 Уникальные значения столбцов</w:t>
               <w:tab/>
               <w:t>8</w:t>
             </w:r>
@@ -412,13 +400,6 @@
             <w:r>
               <w:rPr>
                 <w:webHidden/>
-                <w:rStyle w:val="Style16"/>
-              </w:rPr>
-              <w:t>2.2 Поиск пропущенных значений</w:t>
-            </w:r>
-            <w:r>
-              <w:rPr>
-                <w:webHidden/>
               </w:rPr>
               <w:fldChar w:fldCharType="begin"/>
             </w:r>
@@ -436,9 +417,11 @@
             </w:r>
             <w:r>
               <w:rPr>
+                <w:webHidden/>
                 <w:rStyle w:val="Style16"/>
                 <w:vanish w:val="false"/>
               </w:rPr>
+              <w:t>2.2 Поиск пропущенных значений</w:t>
               <w:tab/>
               <w:t>11</w:t>
             </w:r>
@@ -468,13 +451,6 @@
             <w:r>
               <w:rPr>
                 <w:webHidden/>
-                <w:rStyle w:val="Style16"/>
-              </w:rPr>
-              <w:t>2.3 Обработка пропущенных значений</w:t>
-            </w:r>
-            <w:r>
-              <w:rPr>
-                <w:webHidden/>
               </w:rPr>
               <w:fldChar w:fldCharType="begin"/>
             </w:r>
@@ -492,9 +468,11 @@
             </w:r>
             <w:r>
               <w:rPr>
+                <w:webHidden/>
                 <w:rStyle w:val="Style16"/>
                 <w:vanish w:val="false"/>
               </w:rPr>
+              <w:t>2.3 Обработка пропущенных значений</w:t>
               <w:tab/>
               <w:t>12</w:t>
             </w:r>
@@ -524,13 +502,6 @@
             <w:r>
               <w:rPr>
                 <w:webHidden/>
-                <w:rStyle w:val="Style16"/>
-              </w:rPr>
-              <w:t>1. Удаление строк</w:t>
-            </w:r>
-            <w:r>
-              <w:rPr>
-                <w:webHidden/>
               </w:rPr>
               <w:fldChar w:fldCharType="begin"/>
             </w:r>
@@ -548,9 +519,11 @@
             </w:r>
             <w:r>
               <w:rPr>
+                <w:webHidden/>
                 <w:rStyle w:val="Style16"/>
                 <w:vanish w:val="false"/>
               </w:rPr>
+              <w:t>1. Удаление строк</w:t>
               <w:tab/>
               <w:t>14</w:t>
             </w:r>
@@ -580,13 +553,6 @@
             <w:r>
               <w:rPr>
                 <w:webHidden/>
-                <w:rStyle w:val="Style16"/>
-              </w:rPr>
-              <w:t>2. Удаление столбца</w:t>
-            </w:r>
-            <w:r>
-              <w:rPr>
-                <w:webHidden/>
               </w:rPr>
               <w:fldChar w:fldCharType="begin"/>
             </w:r>
@@ -604,9 +570,11 @@
             </w:r>
             <w:r>
               <w:rPr>
+                <w:webHidden/>
                 <w:rStyle w:val="Style16"/>
                 <w:vanish w:val="false"/>
               </w:rPr>
+              <w:t>2. Удаление столбца</w:t>
               <w:tab/>
               <w:t>14</w:t>
             </w:r>
@@ -636,13 +604,6 @@
             <w:r>
               <w:rPr>
                 <w:webHidden/>
-                <w:rStyle w:val="Style16"/>
-              </w:rPr>
-              <w:t>3. Новое уникальное значение</w:t>
-            </w:r>
-            <w:r>
-              <w:rPr>
-                <w:webHidden/>
               </w:rPr>
               <w:fldChar w:fldCharType="begin"/>
             </w:r>
@@ -660,9 +621,11 @@
             </w:r>
             <w:r>
               <w:rPr>
+                <w:webHidden/>
                 <w:rStyle w:val="Style16"/>
                 <w:vanish w:val="false"/>
               </w:rPr>
+              <w:t>3. Новое уникальное значение</w:t>
               <w:tab/>
               <w:t>15</w:t>
             </w:r>
@@ -692,13 +655,6 @@
             <w:r>
               <w:rPr>
                 <w:webHidden/>
-                <w:rStyle w:val="Style16"/>
-              </w:rPr>
-              <w:t>4. Метод прямого заполнения</w:t>
-            </w:r>
-            <w:r>
-              <w:rPr>
-                <w:webHidden/>
               </w:rPr>
               <w:fldChar w:fldCharType="begin"/>
             </w:r>
@@ -716,9 +672,11 @@
             </w:r>
             <w:r>
               <w:rPr>
+                <w:webHidden/>
                 <w:rStyle w:val="Style16"/>
                 <w:vanish w:val="false"/>
               </w:rPr>
+              <w:t>4. Метод прямого заполнения</w:t>
               <w:tab/>
               <w:t>16</w:t>
             </w:r>
@@ -748,13 +706,6 @@
             <w:r>
               <w:rPr>
                 <w:webHidden/>
-                <w:rStyle w:val="Style16"/>
-              </w:rPr>
-              <w:t>5. Метод обратного заполнения</w:t>
-            </w:r>
-            <w:r>
-              <w:rPr>
-                <w:webHidden/>
               </w:rPr>
               <w:fldChar w:fldCharType="begin"/>
             </w:r>
@@ -772,9 +723,11 @@
             </w:r>
             <w:r>
               <w:rPr>
+                <w:webHidden/>
                 <w:rStyle w:val="Style16"/>
                 <w:vanish w:val="false"/>
               </w:rPr>
+              <w:t>5. Метод обратного заполнения</w:t>
               <w:tab/>
               <w:t>16</w:t>
             </w:r>
@@ -804,13 +757,6 @@
             <w:r>
               <w:rPr>
                 <w:webHidden/>
-                <w:rStyle w:val="Style16"/>
-              </w:rPr>
-              <w:t>2.4 Преобразование качественных данных</w:t>
-            </w:r>
-            <w:r>
-              <w:rPr>
-                <w:webHidden/>
               </w:rPr>
               <w:fldChar w:fldCharType="begin"/>
             </w:r>
@@ -828,9 +774,11 @@
             </w:r>
             <w:r>
               <w:rPr>
+                <w:webHidden/>
                 <w:rStyle w:val="Style16"/>
                 <w:vanish w:val="false"/>
               </w:rPr>
+              <w:t>2.4 Преобразование качественных данных</w:t>
               <w:tab/>
               <w:t>17</w:t>
             </w:r>
@@ -856,13 +804,6 @@
             <w:r>
               <w:rPr>
                 <w:webHidden/>
-                <w:rStyle w:val="Style16"/>
-              </w:rPr>
-              <w:t>Требуется:</w:t>
-            </w:r>
-            <w:r>
-              <w:rPr>
-                <w:webHidden/>
               </w:rPr>
               <w:fldChar w:fldCharType="begin"/>
             </w:r>
@@ -880,9 +821,11 @@
             </w:r>
             <w:r>
               <w:rPr>
+                <w:webHidden/>
                 <w:rStyle w:val="Style16"/>
                 <w:vanish w:val="false"/>
               </w:rPr>
+              <w:t>Требуется:</w:t>
               <w:tab/>
               <w:t>20</w:t>
             </w:r>
@@ -952,8 +895,8 @@
         <w:spacing w:lineRule="auto" w:line="240"/>
         <w:rPr/>
       </w:pPr>
-      <w:bookmarkStart w:id="2" w:name="_Toc128417690"/>
-      <w:bookmarkStart w:id="3" w:name="_Toc128415413"/>
+      <w:bookmarkStart w:id="2" w:name="_Toc128415413"/>
+      <w:bookmarkStart w:id="3" w:name="_Toc128417690"/>
       <w:r>
         <w:rPr/>
         <w:t>1. Импорт набора данных Mushroom Data Set</w:t>
@@ -2700,8 +2643,8 @@
         <w:spacing w:lineRule="auto" w:line="240"/>
         <w:rPr/>
       </w:pPr>
-      <w:bookmarkStart w:id="6" w:name="_Toc128417692"/>
-      <w:bookmarkStart w:id="7" w:name="_Toc128415415"/>
+      <w:bookmarkStart w:id="6" w:name="_Toc128415415"/>
+      <w:bookmarkStart w:id="7" w:name="_Toc128417692"/>
       <w:r>
         <w:rPr/>
         <w:t>2.1 Уникальные значения столбцов</w:t>
@@ -3367,8 +3310,8 @@
         <w:spacing w:lineRule="auto" w:line="240"/>
         <w:rPr/>
       </w:pPr>
-      <w:bookmarkStart w:id="8" w:name="_Toc128417693"/>
-      <w:bookmarkStart w:id="9" w:name="_Toc128415416"/>
+      <w:bookmarkStart w:id="8" w:name="_Toc128415416"/>
+      <w:bookmarkStart w:id="9" w:name="_Toc128417693"/>
       <w:r>
         <w:rPr/>
         <w:t>2.2 Поиск пропущенных значений</w:t>
@@ -3888,8 +3831,8 @@
         <w:spacing w:lineRule="auto" w:line="240"/>
         <w:rPr/>
       </w:pPr>
-      <w:bookmarkStart w:id="10" w:name="_Toc128417694"/>
-      <w:bookmarkStart w:id="11" w:name="_Toc128415417"/>
+      <w:bookmarkStart w:id="10" w:name="_Toc128415417"/>
+      <w:bookmarkStart w:id="11" w:name="_Toc128417694"/>
       <w:r>
         <w:rPr/>
         <w:t>2.3 Обработка пропущенных значений</w:t>
@@ -4190,8 +4133,8 @@
         <w:spacing w:lineRule="auto" w:line="240"/>
         <w:rPr/>
       </w:pPr>
-      <w:bookmarkStart w:id="12" w:name="_Toc128417695"/>
-      <w:bookmarkStart w:id="13" w:name="_Toc128415418"/>
+      <w:bookmarkStart w:id="12" w:name="_Toc128415418"/>
+      <w:bookmarkStart w:id="13" w:name="_Toc128417695"/>
       <w:r>
         <w:rPr/>
         <w:t>1. Удаление строк</w:t>
@@ -4506,8 +4449,8 @@
         <w:spacing w:lineRule="auto" w:line="240"/>
         <w:rPr/>
       </w:pPr>
-      <w:bookmarkStart w:id="14" w:name="_Toc128417696"/>
-      <w:bookmarkStart w:id="15" w:name="_Toc128415419"/>
+      <w:bookmarkStart w:id="14" w:name="_Toc128415419"/>
+      <w:bookmarkStart w:id="15" w:name="_Toc128417696"/>
       <w:r>
         <w:rPr/>
         <w:t>2. Удаление столбца</w:t>
@@ -4637,8 +4580,8 @@
         <w:spacing w:lineRule="auto" w:line="240"/>
         <w:rPr/>
       </w:pPr>
-      <w:bookmarkStart w:id="16" w:name="_Toc128417697"/>
-      <w:bookmarkStart w:id="17" w:name="_Toc128415420"/>
+      <w:bookmarkStart w:id="16" w:name="_Toc128415420"/>
+      <w:bookmarkStart w:id="17" w:name="_Toc128417697"/>
       <w:r>
         <w:rPr/>
         <w:t>3. Новое уникальное значение</w:t>
@@ -4939,8 +4882,8 @@
         <w:spacing w:lineRule="auto" w:line="240"/>
         <w:rPr/>
       </w:pPr>
-      <w:bookmarkStart w:id="18" w:name="_Toc128417698"/>
-      <w:bookmarkStart w:id="19" w:name="_Toc128415421"/>
+      <w:bookmarkStart w:id="18" w:name="_Toc128415421"/>
+      <w:bookmarkStart w:id="19" w:name="_Toc128417698"/>
       <w:r>
         <w:rPr/>
         <w:t>4. Метод прямого заполнения</w:t>
@@ -5062,8 +5005,8 @@
         <w:spacing w:lineRule="auto" w:line="240"/>
         <w:rPr/>
       </w:pPr>
-      <w:bookmarkStart w:id="20" w:name="_Toc128417699"/>
-      <w:bookmarkStart w:id="21" w:name="_Toc128415422"/>
+      <w:bookmarkStart w:id="20" w:name="_Toc128415422"/>
+      <w:bookmarkStart w:id="21" w:name="_Toc128417699"/>
       <w:r>
         <w:rPr/>
         <w:t>5. Метод обратного заполнения</w:t>
@@ -5353,8 +5296,8 @@
         <w:spacing w:lineRule="auto" w:line="240"/>
         <w:rPr/>
       </w:pPr>
-      <w:bookmarkStart w:id="22" w:name="_Toc128417700"/>
-      <w:bookmarkStart w:id="23" w:name="_Toc128415423"/>
+      <w:bookmarkStart w:id="22" w:name="_Toc128415423"/>
+      <w:bookmarkStart w:id="23" w:name="_Toc128417700"/>
       <w:r>
         <w:rPr/>
         <w:t>2.4 Преобразование качественных данных</w:t>
@@ -6233,8 +6176,8 @@
         <w:spacing w:lineRule="auto" w:line="240"/>
         <w:rPr/>
       </w:pPr>
-      <w:bookmarkStart w:id="24" w:name="_Toc128417701"/>
-      <w:bookmarkStart w:id="25" w:name="_Toc128415424"/>
+      <w:bookmarkStart w:id="24" w:name="_Toc128415424"/>
+      <w:bookmarkStart w:id="25" w:name="_Toc128417701"/>
       <w:r>
         <w:rPr/>
         <w:t>Требуется:</w:t>
@@ -7932,6 +7875,7 @@
     <w:qFormat/>
     <w:pPr>
       <w:widowControl/>
+      <w:suppressAutoHyphens w:val="true"/>
       <w:bidi w:val="0"/>
       <w:spacing w:lineRule="auto" w:line="259" w:before="0" w:after="160"/>
       <w:jc w:val="left"/>
